--- a/klagomål/A 11741-2024 FSC-klagomål.docx
+++ b/klagomål/A 11741-2024 FSC-klagomål.docx
@@ -191,7 +191,7 @@
     </w:p>
     <w:p>
       <w:r>
-        <w:t>Inom 20 meter från avverkningsanmälan har följande 3 naturvårdsarter hittats: aspfjädermossa (VU, T), vedtrappmossa (NT, T) och grön sköldmossa (S, T, §8). Av dessa är 2 rödlistade. För rödlistade arter har rödlistekategorin angivits inom parentes. Arter som är signalarter enligt Skogsstyrelsen har markerats med (S). Typiska arter inom Natura 2000 som är kopplade till skogsekosystem har markerats med (T). För fridlysta arter anges även paragrafen i Artskyddsförordningen som arten är fridlyst enligt.</w:t>
+        <w:t>Inom 22 meter från avverkningsanmälan har följande 4 naturvårdsarter hittats: aspfjädermossa (VU, T), ullticka (NT, T), vedtrappmossa (NT, T) och grön sköldmossa (S, T, §8). Av dessa är 3 rödlistade. För rödlistade arter har rödlistekategorin angivits inom parentes. Arter som är signalarter enligt Skogsstyrelsen har markerats med (S). Typiska arter inom Natura 2000 som är kopplade till skogsekosystem har markerats med (T). För fridlysta arter anges även paragrafen i Artskyddsförordningen som arten är fridlyst enligt.</w:t>
       </w:r>
     </w:p>
     <w:p>
@@ -209,7 +209,7 @@
       <w:r>
         <w:drawing>
           <wp:inline xmlns:a="http://schemas.openxmlformats.org/drawingml/2006/main" xmlns:pic="http://schemas.openxmlformats.org/drawingml/2006/picture">
-            <wp:extent cx="5486400" cy="4387235"/>
+            <wp:extent cx="5486400" cy="4506012"/>
             <wp:docPr id="1" name="Picture 1"/>
             <wp:cNvGraphicFramePr>
               <a:graphicFrameLocks noChangeAspect="1"/>
@@ -230,7 +230,7 @@
                   <pic:spPr>
                     <a:xfrm>
                       <a:off x="0" y="0"/>
-                      <a:ext cx="5486400" cy="4387235"/>
+                      <a:ext cx="5486400" cy="4506012"/>
                     </a:xfrm>
                     <a:prstGeom prst="rect"/>
                   </pic:spPr>
@@ -247,7 +247,7 @@
         <w:spacing w:after="240"/>
       </w:pPr>
       <w:r>
-        <w:t>Figur 1. Fyndplatser för naturvårdsarter inom 20 meter från avverkningsanmälan (röd linje). Markörer utan svart kant är placerade på fyndplatsen. Markörer med svart kant är placerade vid sidan av fyndplatsen och har ett svart streck som visar fyndplatsens exakta position. Kartans mittpunktskoordinat är N 6498166, E 542004 i SWEREF 99 TM.</w:t>
+        <w:t>Figur 1. Fyndplatser för naturvårdsarter inom 22 meter från avverkningsanmälan (röd linje). Markörer utan svart kant är placerade på fyndplatsen. Markörer med svart kant är placerade vid sidan av fyndplatsen och har ett svart streck som visar fyndplatsens exakta position. Kartans mittpunktskoordinat är N 6498166, E 542004 i SWEREF 99 TM.</w:t>
       </w:r>
     </w:p>
     <w:p>
@@ -330,6 +330,62 @@
         <w:rPr>
           <w:b/>
         </w:rPr>
+        <w:t>Ullticka (NT)</w:t>
+      </w:r>
+      <w:r>
+        <w:t xml:space="preserve"> är knuten till restbestånd av barrnaturskog och förekommer med ett tydligt optimum i orörda eller måttligt påverkade gamla granskogar där det föreligger viss kontinuitet av grov död ved. Ullticka är en bra signalart inom hela sitt utbredningsområde och i södra Sverige är den sällsynt och en god signalart för skyddsvärda granskogsmiljöer. Den hotas av avverkning och fragmentering av naturskog och äldre granskog med lång trädkontinuitet. På ullticka kan ibland ulltickeporing (VU) påträffas - det är en sällsynt ticka som nyligen delats upp i de tre olika arterna ulltickeporing </w:t>
+      </w:r>
+      <w:r>
+        <w:rPr>
+          <w:i/>
+        </w:rPr>
+        <w:t xml:space="preserve">Skeletocutis brevispora </w:t>
+      </w:r>
+      <w:r>
+        <w:t>(VU)</w:t>
+      </w:r>
+      <w:r>
+        <w:rPr>
+          <w:i/>
+        </w:rPr>
+        <w:t>, Skeletocutis delicata</w:t>
+      </w:r>
+      <w:r>
+        <w:t xml:space="preserve"> (VU)</w:t>
+      </w:r>
+      <w:r>
+        <w:rPr>
+          <w:i/>
+        </w:rPr>
+        <w:t xml:space="preserve"> och Skeletocutis exilis</w:t>
+      </w:r>
+      <w:r>
+        <w:t xml:space="preserve"> (NT). Ullticka är typisk art för </w:t>
+      </w:r>
+      <w:r>
+        <w:rPr>
+          <w:i/>
+        </w:rPr>
+        <w:t xml:space="preserve">9010 Taiga, 9050 Näringsrik granskog </w:t>
+      </w:r>
+      <w:r>
+        <w:t xml:space="preserve">och </w:t>
+      </w:r>
+      <w:r>
+        <w:rPr>
+          <w:i/>
+        </w:rPr>
+        <w:t>9030 Landhöjningsskog</w:t>
+      </w:r>
+      <w:r>
+        <w:t xml:space="preserve"> (SLU Artdatabanken, 2026; Nitare &amp; Skogsstyrelsen, 2019; Miettinen &amp; Niemelä, 2018).</w:t>
+      </w:r>
+    </w:p>
+    <w:p>
+      <w:r>
+        <w:rPr>
+          <w:b/>
+        </w:rPr>
         <w:t xml:space="preserve">Vedtrappmossa (NT) </w:t>
       </w:r>
       <w:r>
@@ -435,7 +491,7 @@
         <w:rPr>
           <w:i/>
         </w:rPr>
-        <w:t>I det avverkningsanmälda skogsområdet har 3 naturvårdsarter varav 2 rödlistade arter sina livsmiljöer och växtplatser.</w:t>
+        <w:t>I det avverkningsanmälda skogsområdet har 4 naturvårdsarter varav 3 rödlistade arter sina livsmiljöer och växtplatser.</w:t>
       </w:r>
     </w:p>
     <w:p>
@@ -952,7 +1008,7 @@
     <w:r>
       <w:tab/>
       <w:tab/>
-      <w:t>2026-06-18</w:t>
+      <w:t>2026-06-19</w:t>
       <w:br/>
       <w:br/>
     </w:r>

--- a/klagomål/A 11741-2024 FSC-klagomål.docx
+++ b/klagomål/A 11741-2024 FSC-klagomål.docx
@@ -1008,7 +1008,7 @@
     <w:r>
       <w:tab/>
       <w:tab/>
-      <w:t>2026-06-19</w:t>
+      <w:t>2026-06-20</w:t>
       <w:br/>
       <w:br/>
     </w:r>

--- a/klagomål/A 11741-2024 FSC-klagomål.docx
+++ b/klagomål/A 11741-2024 FSC-klagomål.docx
@@ -168,38 +168,7 @@
     </w:p>
     <w:p>
       <w:r>
-        <w:t>Detta dokument behandlar höga naturvärden i avverkningsanmälan A 11741-2024 i Norrköpings kommun som inkom 2024-03-22 och omfattar 1,0 ha.</w:t>
-      </w:r>
-    </w:p>
-    <w:p>
-      <w:r>
-        <w:t>Nedan presenteras fynd av naturvårdsarter och fridlysta arter som gjorts i det avverkningsanmälda området, samt relevanta utdrag ur standarderna för FSC, Chain of Custody, Controlled Wood och PEFC. I BILAGA 1 finns artfakta om fridlysta arter.</w:t>
-      </w:r>
-    </w:p>
-    <w:p>
-      <w:r>
-        <w:t>Vi förväntar oss att ni återkommer med ett skriftligt svar på vårt klagomål och även beskriver vilka korrigerande åtgärder ni satt in för att rätta till identifierade brister i er efterlevnad av den svenska FSC standarden.</w:t>
-      </w:r>
-    </w:p>
-    <w:p>
-      <w:pPr>
-        <w:pStyle w:val="Heading1"/>
-      </w:pPr>
-      <w:r>
-        <w:t>Naturvårdsarter</w:t>
-      </w:r>
-    </w:p>
-    <w:p>
-      <w:r>
-        <w:t>Inom 22 meter från avverkningsanmälan har följande 4 naturvårdsarter hittats: aspfjädermossa (VU, T), ullticka (NT, T), vedtrappmossa (NT, T) och grön sköldmossa (S, T, §8). Av dessa är 3 rödlistade. För rödlistade arter har rödlistekategorin angivits inom parentes. Arter som är signalarter enligt Skogsstyrelsen har markerats med (S). Typiska arter inom Natura 2000 som är kopplade till skogsekosystem har markerats med (T). För fridlysta arter anges även paragrafen i Artskyddsförordningen som arten är fridlyst enligt.</w:t>
-      </w:r>
-    </w:p>
-    <w:p>
-      <w:r>
-        <w:t>De påträffade naturvårdsarterna är ett tydligt kvitto på att det rör sig om en skog med höga naturvärden.</w:t>
-      </w:r>
-      <w:r>
-        <w:t xml:space="preserve"> I Figur 1 visas fyndplatser för naturvårdsarter i området, som finns registrerade på Artportalen.</w:t>
+        <w:t>Detta klagomål behandlar höga naturvärden i avverkningsanmälan A 11741-2024 i Norrköpings kommun som inkom 2024-03-22 och omfattar 1,0 ha.</w:t>
       </w:r>
     </w:p>
     <w:p>
@@ -247,20 +216,131 @@
         <w:spacing w:after="240"/>
       </w:pPr>
       <w:r>
-        <w:t>Figur 1. Fyndplatser för naturvårdsarter inom 22 meter från avverkningsanmälan (röd linje). Markörer utan svart kant är placerade på fyndplatsen. Markörer med svart kant är placerade vid sidan av fyndplatsen och har ett svart streck som visar fyndplatsens exakta position. Kartans mittpunktskoordinat är N 6498166, E 542004 i SWEREF 99 TM.</w:t>
+        <w:t>Figur 1. Fyndplatser för naturvårdsarter inom 22 meter från avverkningsanmälan. Markörer utan svart kant är placerade på fyndplatsen. Markörer med svart kant är placerade vid sidan av fyndplatsen har ett svart streck som visar fyndplatsens exakta position. Kartans mittpunktskoordinat är N 6498166, E 542004 i SWEREF 99 TM.</w:t>
+      </w:r>
+    </w:p>
+    <w:p>
+      <w:r>
+        <w:t>Inom 22 meter från avverkningsanmälan finns fynd av 4 naturvårdsarter, varav 3 är rödlistade, 1 är fridlyst, 4 är typiska (T) och 1 är signalart (S): aspfjädermossa (VU, T), ullticka (NT, T), vedtrappmossa (NT, T) och grön sköldmossa (S, T, §8). Se Figur 1.</w:t>
+      </w:r>
+    </w:p>
+    <w:p>
+      <w:r>
+        <w:t>Nedan presenteras relevanta utdrag ur standarderna för FSC, Chain of Custody, Controlled Wood och PEFC.</w:t>
+      </w:r>
+    </w:p>
+    <w:p>
+      <w:r>
+        <w:t>Vi förväntar oss att ni återkommer med ett skriftligt svar på vårt klagomål och även beskriver vilka korrigerande åtgärder ni satt in för att rätta till identifierade brister i er efterlevnad av den svenska FSC standarden.</w:t>
       </w:r>
     </w:p>
     <w:p>
       <w:pPr>
-        <w:pStyle w:val="Heading2"/>
+        <w:pStyle w:val="Heading1"/>
       </w:pPr>
       <w:r>
-        <w:t>Fridlysta arter</w:t>
+        <w:t>Naturvårdsarter och fridlysta arter</w:t>
       </w:r>
     </w:p>
     <w:p>
       <w:r>
-        <w:t>Följande fridlysta arter har sina livsmiljöer och växtplatser i den avverkningsanmälda skogen: grön sköldmossa (S, T, §8).</w:t>
+        <w:t>Nedan följer beskrivningar av de naturvårdsarter och fridlysta arter som har sina livsmiljöer och växtplatser i den avverkningsanmälda skogen. Se även ytterligare artfakta i BILAGA 1. De påträffade naturvårdsarterna är ett tydligt kvitto på att det rör sig om en skog med höga naturvärden.</w:t>
+      </w:r>
+    </w:p>
+    <w:p>
+      <w:r>
+        <w:rPr>
+          <w:b/>
+        </w:rPr>
+        <w:t>Aspfjädermossa (VU)</w:t>
+      </w:r>
+      <w:r>
+        <w:t xml:space="preserve"> är knuten till gamla skogar, framförallt på näringsrik, högproduktiv mark där den växer på bark av främst ask, lönn och asp. Arten är placerad högst upp i Skogsstyrelsens värdepyramid för bedömning av skog med höga naturvärden. Samtliga lokaler måste ges ett ändamålsenligt skydd och ett urval förekomster bör övervakas för att följa populationens status. Aspfjädermossa är typisk art för </w:t>
+      </w:r>
+      <w:r>
+        <w:rPr>
+          <w:i/>
+        </w:rPr>
+        <w:t>9010 Taiga</w:t>
+      </w:r>
+      <w:r>
+        <w:t xml:space="preserve"> (SLU Artdatabanken, 2024; Nitare &amp; Skogsstyrelsen, 2019).</w:t>
+      </w:r>
+    </w:p>
+    <w:p>
+      <w:r>
+        <w:rPr>
+          <w:b/>
+        </w:rPr>
+        <w:t>Ullticka (NT)</w:t>
+      </w:r>
+      <w:r>
+        <w:t xml:space="preserve"> är knuten till restbestånd av barrnaturskog och förekommer med ett tydligt optimum i orörda eller måttligt påverkade gamla granskogar där det föreligger viss kontinuitet av grov död ved. Ullticka är en bra signalart inom hela sitt utbredningsområde och i södra Sverige är den sällsynt och en god signalart för skyddsvärda granskogsmiljöer. Den hotas av avverkning och fragmentering av naturskog och äldre granskog med lång trädkontinuitet. På ullticka kan ibland ulltickeporing (VU) påträffas - det är en sällsynt ticka som nyligen delats upp i de tre olika arterna ulltickeporing </w:t>
+      </w:r>
+      <w:r>
+        <w:rPr>
+          <w:i/>
+        </w:rPr>
+        <w:t xml:space="preserve">Skeletocutis brevispora </w:t>
+      </w:r>
+      <w:r>
+        <w:t>(VU)</w:t>
+      </w:r>
+      <w:r>
+        <w:rPr>
+          <w:i/>
+        </w:rPr>
+        <w:t>, Skeletocutis delicata</w:t>
+      </w:r>
+      <w:r>
+        <w:t xml:space="preserve"> (VU)</w:t>
+      </w:r>
+      <w:r>
+        <w:rPr>
+          <w:i/>
+        </w:rPr>
+        <w:t xml:space="preserve"> och Skeletocutis exilis</w:t>
+      </w:r>
+      <w:r>
+        <w:t xml:space="preserve"> (NT). Ullticka är typisk art för </w:t>
+      </w:r>
+      <w:r>
+        <w:rPr>
+          <w:i/>
+        </w:rPr>
+        <w:t xml:space="preserve">9010 Taiga, 9050 Näringsrik granskog </w:t>
+      </w:r>
+      <w:r>
+        <w:t xml:space="preserve">och </w:t>
+      </w:r>
+      <w:r>
+        <w:rPr>
+          <w:i/>
+        </w:rPr>
+        <w:t>9030 Landhöjningsskog</w:t>
+      </w:r>
+      <w:r>
+        <w:t xml:space="preserve"> (SLU Artdatabanken, 2026; Nitare &amp; Skogsstyrelsen, 2019; Miettinen &amp; Niemelä, 2018).</w:t>
+      </w:r>
+    </w:p>
+    <w:p>
+      <w:r>
+        <w:rPr>
+          <w:b/>
+        </w:rPr>
+        <w:t xml:space="preserve">Vedtrappmossa (NT) </w:t>
+      </w:r>
+      <w:r>
+        <w:t xml:space="preserve">växer på död ved, främst i gammal granskog. Den förekommer knappast alls i fjällnära barrskogar utan finns i skogslandskapet nedom fjällen och framför allt i landets södra delar är den en mycket bra signalart för barrnaturskog med höga naturvärden. Skogsavverkning och brist på grov död ved i skogen är de allvarligaste hoten och den överlever inte kalhyggesbruk. Lokaler med sluten granskog, tillräckligt stora för att säkerställa ett kontinuerligt tillskott på grova lågor, bör undantas från storskaligt skogsbruk. Vedtrappmossa är typisk art för </w:t>
+      </w:r>
+      <w:r>
+        <w:rPr>
+          <w:i/>
+        </w:rPr>
+        <w:t>9010 Taiga</w:t>
+      </w:r>
+      <w:r>
+        <w:t xml:space="preserve"> (SLU Artdatabanken, 2024).</w:t>
       </w:r>
     </w:p>
     <w:p>
@@ -290,115 +370,6 @@
       </w:r>
       <w:r>
         <w:t xml:space="preserve"> och omfattas av EU:s art- och habitatdirektiv bilaga 2 vilket innebär att det finns ett uttalat intresse inom Europeiska unionen att bevara arten. Grön sköldmossa kräver skog som har ett speciellt mikroklimat med hög och jämn luftfuktighet i kombination med rik tillgång på död ved (Nitare &amp; Skogsstyrelsen, 2019; SLU Artdatabanken, 2025). I praktiken handlar det om åtminstone 50 meter med skyddande skog för att undvika uttorkning av marken (Hallingbäck, personligt meddelande 2022-02-24). Grön sköldmossa är en ansvarsart för Sverige då en särskilt stor andel av Europas population finns i landet. Mark- och miljööverdomstolen (MÖD) har i mål nr M 2019-20 (18 februari 2019) slagit fast att grön sköldmossa (§8) är dispenspliktig och att exemplar av arten inte får skadas utan dispens (MÖD, mål nr M 2019-20).</w:t>
-      </w:r>
-    </w:p>
-    <w:p>
-      <w:r>
-        <w:t>I BILAGA 1 finns mer detaljerad information om ekologi samt krav på livsmiljö hos fridlysta arter.</w:t>
-      </w:r>
-    </w:p>
-    <w:p>
-      <w:pPr>
-        <w:pStyle w:val="Heading2"/>
-      </w:pPr>
-      <w:r>
-        <w:t>Övriga naturvårdsarter</w:t>
-      </w:r>
-    </w:p>
-    <w:p>
-      <w:r>
-        <w:rPr>
-          <w:b/>
-        </w:rPr>
-        <w:t>Aspfjädermossa (VU)</w:t>
-      </w:r>
-      <w:r>
-        <w:t xml:space="preserve"> är knuten till gamla skogar, framförallt på näringsrik, högproduktiv mark där den växer på bark av främst ask, lönn och asp. Arten är placerad högst upp i Skogsstyrelsens värdepyramid för bedömning av skog med höga naturvärden. Samtliga lokaler måste ges ett ändamålsenligt skydd och ett urval förekomster bör övervakas för att följa populationens status. Aspfjädermossa är typisk art för </w:t>
-      </w:r>
-      <w:r>
-        <w:rPr>
-          <w:i/>
-        </w:rPr>
-        <w:t>9010 Taiga</w:t>
-      </w:r>
-      <w:r>
-        <w:t xml:space="preserve"> (SLU Artdatabanken, 2024; Nitare &amp; Skogsstyrelsen, 2019).</w:t>
-      </w:r>
-    </w:p>
-    <w:p>
-      <w:r>
-        <w:rPr>
-          <w:b/>
-        </w:rPr>
-        <w:t>Ullticka (NT)</w:t>
-      </w:r>
-      <w:r>
-        <w:t xml:space="preserve"> är knuten till restbestånd av barrnaturskog och förekommer med ett tydligt optimum i orörda eller måttligt påverkade gamla granskogar där det föreligger viss kontinuitet av grov död ved. Ullticka är en bra signalart inom hela sitt utbredningsområde och i södra Sverige är den sällsynt och en god signalart för skyddsvärda granskogsmiljöer. Den hotas av avverkning och fragmentering av naturskog och äldre granskog med lång trädkontinuitet. På ullticka kan ibland ulltickeporing (VU) påträffas - det är en sällsynt ticka som nyligen delats upp i de tre olika arterna ulltickeporing </w:t>
-      </w:r>
-      <w:r>
-        <w:rPr>
-          <w:i/>
-        </w:rPr>
-        <w:t xml:space="preserve">Skeletocutis brevispora </w:t>
-      </w:r>
-      <w:r>
-        <w:t>(VU)</w:t>
-      </w:r>
-      <w:r>
-        <w:rPr>
-          <w:i/>
-        </w:rPr>
-        <w:t>, Skeletocutis delicata</w:t>
-      </w:r>
-      <w:r>
-        <w:t xml:space="preserve"> (VU)</w:t>
-      </w:r>
-      <w:r>
-        <w:rPr>
-          <w:i/>
-        </w:rPr>
-        <w:t xml:space="preserve"> och Skeletocutis exilis</w:t>
-      </w:r>
-      <w:r>
-        <w:t xml:space="preserve"> (NT). Ullticka är typisk art för </w:t>
-      </w:r>
-      <w:r>
-        <w:rPr>
-          <w:i/>
-        </w:rPr>
-        <w:t xml:space="preserve">9010 Taiga, 9050 Näringsrik granskog </w:t>
-      </w:r>
-      <w:r>
-        <w:t xml:space="preserve">och </w:t>
-      </w:r>
-      <w:r>
-        <w:rPr>
-          <w:i/>
-        </w:rPr>
-        <w:t>9030 Landhöjningsskog</w:t>
-      </w:r>
-      <w:r>
-        <w:t xml:space="preserve"> (SLU Artdatabanken, 2026; Nitare &amp; Skogsstyrelsen, 2019; Miettinen &amp; Niemelä, 2018).</w:t>
-      </w:r>
-    </w:p>
-    <w:p>
-      <w:r>
-        <w:rPr>
-          <w:b/>
-        </w:rPr>
-        <w:t xml:space="preserve">Vedtrappmossa (NT) </w:t>
-      </w:r>
-      <w:r>
-        <w:t xml:space="preserve">växer på död ved, främst i gammal granskog. Den förekommer knappast alls i fjällnära barrskogar utan finns i skogslandskapet nedom fjällen och framför allt i landets södra delar är den en mycket bra signalart för barrnaturskog med höga naturvärden. Skogsavverkning och brist på grov död ved i skogen är de allvarligaste hoten och den överlever inte kalhyggesbruk. Lokaler med sluten granskog, tillräckligt stora för att säkerställa ett kontinuerligt tillskott på grova lågor, bör undantas från storskaligt skogsbruk. Vedtrappmossa är typisk art för </w:t>
-      </w:r>
-      <w:r>
-        <w:rPr>
-          <w:i/>
-        </w:rPr>
-        <w:t>9010 Taiga</w:t>
-      </w:r>
-      <w:r>
-        <w:t xml:space="preserve"> (SLU Artdatabanken, 2024).</w:t>
       </w:r>
     </w:p>
     <w:p>
@@ -1008,7 +979,7 @@
     <w:r>
       <w:tab/>
       <w:tab/>
-      <w:t>2026-06-20</w:t>
+      <w:t>2026-06-21</w:t>
       <w:br/>
       <w:br/>
     </w:r>

--- a/klagomål/A 11741-2024 FSC-klagomål.docx
+++ b/klagomål/A 11741-2024 FSC-klagomål.docx
@@ -979,7 +979,7 @@
     <w:r>
       <w:tab/>
       <w:tab/>
-      <w:t>2026-06-21</w:t>
+      <w:t>2026-06-22</w:t>
       <w:br/>
       <w:br/>
     </w:r>

--- a/klagomål/A 11741-2024 FSC-klagomål.docx
+++ b/klagomål/A 11741-2024 FSC-klagomål.docx
@@ -979,7 +979,7 @@
     <w:r>
       <w:tab/>
       <w:tab/>
-      <w:t>2026-06-22</w:t>
+      <w:t>2026-06-23</w:t>
       <w:br/>
       <w:br/>
     </w:r>

--- a/klagomål/A 11741-2024 FSC-klagomål.docx
+++ b/klagomål/A 11741-2024 FSC-klagomål.docx
@@ -979,7 +979,7 @@
     <w:r>
       <w:tab/>
       <w:tab/>
-      <w:t>2026-06-23</w:t>
+      <w:t>2026-06-24</w:t>
       <w:br/>
       <w:br/>
     </w:r>

--- a/klagomål/A 11741-2024 FSC-klagomål.docx
+++ b/klagomål/A 11741-2024 FSC-klagomål.docx
@@ -979,7 +979,7 @@
     <w:r>
       <w:tab/>
       <w:tab/>
-      <w:t>2026-06-24</w:t>
+      <w:t>2026-06-25</w:t>
       <w:br/>
       <w:br/>
     </w:r>

--- a/klagomål/A 11741-2024 FSC-klagomål.docx
+++ b/klagomål/A 11741-2024 FSC-klagomål.docx
@@ -979,7 +979,7 @@
     <w:r>
       <w:tab/>
       <w:tab/>
-      <w:t>2026-06-25</w:t>
+      <w:t>2026-06-26</w:t>
       <w:br/>
       <w:br/>
     </w:r>

--- a/klagomål/A 11741-2024 FSC-klagomål.docx
+++ b/klagomål/A 11741-2024 FSC-klagomål.docx
@@ -979,7 +979,7 @@
     <w:r>
       <w:tab/>
       <w:tab/>
-      <w:t>2026-06-26</w:t>
+      <w:t>2026-06-27</w:t>
       <w:br/>
       <w:br/>
     </w:r>

--- a/klagomål/A 11741-2024 FSC-klagomål.docx
+++ b/klagomål/A 11741-2024 FSC-klagomål.docx
@@ -979,7 +979,7 @@
     <w:r>
       <w:tab/>
       <w:tab/>
-      <w:t>2026-06-27</w:t>
+      <w:t>2026-06-28</w:t>
       <w:br/>
       <w:br/>
     </w:r>

--- a/klagomål/A 11741-2024 FSC-klagomål.docx
+++ b/klagomål/A 11741-2024 FSC-klagomål.docx
@@ -979,7 +979,7 @@
     <w:r>
       <w:tab/>
       <w:tab/>
-      <w:t>2026-06-28</w:t>
+      <w:t>2026-06-29</w:t>
       <w:br/>
       <w:br/>
     </w:r>

--- a/klagomål/A 11741-2024 FSC-klagomål.docx
+++ b/klagomål/A 11741-2024 FSC-klagomål.docx
@@ -979,7 +979,7 @@
     <w:r>
       <w:tab/>
       <w:tab/>
-      <w:t>2026-06-29</w:t>
+      <w:t>2026-06-30</w:t>
       <w:br/>
       <w:br/>
     </w:r>

--- a/klagomål/A 11741-2024 FSC-klagomål.docx
+++ b/klagomål/A 11741-2024 FSC-klagomål.docx
@@ -979,7 +979,7 @@
     <w:r>
       <w:tab/>
       <w:tab/>
-      <w:t>2026-06-30</w:t>
+      <w:t>2026-07-01</w:t>
       <w:br/>
       <w:br/>
     </w:r>

--- a/klagomål/A 11741-2024 FSC-klagomål.docx
+++ b/klagomål/A 11741-2024 FSC-klagomål.docx
@@ -979,7 +979,7 @@
     <w:r>
       <w:tab/>
       <w:tab/>
-      <w:t>2026-07-13</w:t>
+      <w:t>2026-07-14</w:t>
       <w:br/>
       <w:br/>
     </w:r>

--- a/klagomål/A 11741-2024 FSC-klagomål.docx
+++ b/klagomål/A 11741-2024 FSC-klagomål.docx
@@ -979,7 +979,7 @@
     <w:r>
       <w:tab/>
       <w:tab/>
-      <w:t>2026-07-14</w:t>
+      <w:t>2026-07-15</w:t>
       <w:br/>
       <w:br/>
     </w:r>

--- a/klagomål/A 11741-2024 FSC-klagomål.docx
+++ b/klagomål/A 11741-2024 FSC-klagomål.docx
@@ -979,7 +979,7 @@
     <w:r>
       <w:tab/>
       <w:tab/>
-      <w:t>2026-07-15</w:t>
+      <w:t>2026-07-16</w:t>
       <w:br/>
       <w:br/>
     </w:r>

--- a/klagomål/A 11741-2024 FSC-klagomål.docx
+++ b/klagomål/A 11741-2024 FSC-klagomål.docx
@@ -979,7 +979,7 @@
     <w:r>
       <w:tab/>
       <w:tab/>
-      <w:t>2026-07-16</w:t>
+      <w:t>2026-07-17</w:t>
       <w:br/>
       <w:br/>
     </w:r>

--- a/klagomål/A 11741-2024 FSC-klagomål.docx
+++ b/klagomål/A 11741-2024 FSC-klagomål.docx
@@ -979,7 +979,7 @@
     <w:r>
       <w:tab/>
       <w:tab/>
-      <w:t>2026-07-17</w:t>
+      <w:t>2026-07-18</w:t>
       <w:br/>
       <w:br/>
     </w:r>

--- a/klagomål/A 11741-2024 FSC-klagomål.docx
+++ b/klagomål/A 11741-2024 FSC-klagomål.docx
@@ -979,7 +979,7 @@
     <w:r>
       <w:tab/>
       <w:tab/>
-      <w:t>2026-07-18</w:t>
+      <w:t>2026-07-19</w:t>
       <w:br/>
       <w:br/>
     </w:r>

--- a/klagomål/A 11741-2024 FSC-klagomål.docx
+++ b/klagomål/A 11741-2024 FSC-klagomål.docx
@@ -979,7 +979,7 @@
     <w:r>
       <w:tab/>
       <w:tab/>
-      <w:t>2026-07-19</w:t>
+      <w:t>2026-07-20</w:t>
       <w:br/>
       <w:br/>
     </w:r>

--- a/klagomål/A 11741-2024 FSC-klagomål.docx
+++ b/klagomål/A 11741-2024 FSC-klagomål.docx
@@ -979,7 +979,7 @@
     <w:r>
       <w:tab/>
       <w:tab/>
-      <w:t>2026-07-20</w:t>
+      <w:t>2026-07-21</w:t>
       <w:br/>
       <w:br/>
     </w:r>

--- a/klagomål/A 11741-2024 FSC-klagomål.docx
+++ b/klagomål/A 11741-2024 FSC-klagomål.docx
@@ -979,7 +979,7 @@
     <w:r>
       <w:tab/>
       <w:tab/>
-      <w:t>2026-07-21</w:t>
+      <w:t>2026-07-22</w:t>
       <w:br/>
       <w:br/>
     </w:r>

--- a/klagomål/A 11741-2024 FSC-klagomål.docx
+++ b/klagomål/A 11741-2024 FSC-klagomål.docx
@@ -979,7 +979,7 @@
     <w:r>
       <w:tab/>
       <w:tab/>
-      <w:t>2026-07-22</w:t>
+      <w:t>2026-07-23</w:t>
       <w:br/>
       <w:br/>
     </w:r>

--- a/klagomål/A 11741-2024 FSC-klagomål.docx
+++ b/klagomål/A 11741-2024 FSC-klagomål.docx
@@ -979,7 +979,7 @@
     <w:r>
       <w:tab/>
       <w:tab/>
-      <w:t>2026-07-23</w:t>
+      <w:t>2026-07-24</w:t>
       <w:br/>
       <w:br/>
     </w:r>

--- a/klagomål/A 11741-2024 FSC-klagomål.docx
+++ b/klagomål/A 11741-2024 FSC-klagomål.docx
@@ -979,7 +979,7 @@
     <w:r>
       <w:tab/>
       <w:tab/>
-      <w:t>2026-07-24</w:t>
+      <w:t>2026-07-25</w:t>
       <w:br/>
       <w:br/>
     </w:r>

--- a/klagomål/A 11741-2024 FSC-klagomål.docx
+++ b/klagomål/A 11741-2024 FSC-klagomål.docx
@@ -979,7 +979,7 @@
     <w:r>
       <w:tab/>
       <w:tab/>
-      <w:t>2026-07-25</w:t>
+      <w:t>2026-07-26</w:t>
       <w:br/>
       <w:br/>
     </w:r>

--- a/klagomål/A 11741-2024 FSC-klagomål.docx
+++ b/klagomål/A 11741-2024 FSC-klagomål.docx
@@ -979,7 +979,7 @@
     <w:r>
       <w:tab/>
       <w:tab/>
-      <w:t>2026-07-26</w:t>
+      <w:t>2026-07-27</w:t>
       <w:br/>
       <w:br/>
     </w:r>

--- a/klagomål/A 11741-2024 FSC-klagomål.docx
+++ b/klagomål/A 11741-2024 FSC-klagomål.docx
@@ -979,7 +979,7 @@
     <w:r>
       <w:tab/>
       <w:tab/>
-      <w:t>2026-07-27</w:t>
+      <w:t>2026-07-28</w:t>
       <w:br/>
       <w:br/>
     </w:r>

--- a/klagomål/A 11741-2024 FSC-klagomål.docx
+++ b/klagomål/A 11741-2024 FSC-klagomål.docx
@@ -979,7 +979,7 @@
     <w:r>
       <w:tab/>
       <w:tab/>
-      <w:t>2026-07-28</w:t>
+      <w:t>2026-07-29</w:t>
       <w:br/>
       <w:br/>
     </w:r>

--- a/klagomål/A 11741-2024 FSC-klagomål.docx
+++ b/klagomål/A 11741-2024 FSC-klagomål.docx
@@ -979,7 +979,7 @@
     <w:r>
       <w:tab/>
       <w:tab/>
-      <w:t>2026-07-29</w:t>
+      <w:t>2026-07-30</w:t>
       <w:br/>
       <w:br/>
     </w:r>

--- a/klagomål/A 11741-2024 FSC-klagomål.docx
+++ b/klagomål/A 11741-2024 FSC-klagomål.docx
@@ -979,7 +979,7 @@
     <w:r>
       <w:tab/>
       <w:tab/>
-      <w:t>2026-07-30</w:t>
+      <w:t>2026-07-31</w:t>
       <w:br/>
       <w:br/>
     </w:r>

--- a/klagomål/A 11741-2024 FSC-klagomål.docx
+++ b/klagomål/A 11741-2024 FSC-klagomål.docx
@@ -979,7 +979,7 @@
     <w:r>
       <w:tab/>
       <w:tab/>
-      <w:t>2026-07-31</w:t>
+      <w:t>2026-08-01</w:t>
       <w:br/>
       <w:br/>
     </w:r>

--- a/klagomål/A 11741-2024 FSC-klagomål.docx
+++ b/klagomål/A 11741-2024 FSC-klagomål.docx
@@ -979,7 +979,7 @@
     <w:r>
       <w:tab/>
       <w:tab/>
-      <w:t>2026-08-01</w:t>
+      <w:t>2026-08-02</w:t>
       <w:br/>
       <w:br/>
     </w:r>

--- a/klagomål/A 11741-2024 FSC-klagomål.docx
+++ b/klagomål/A 11741-2024 FSC-klagomål.docx
@@ -979,7 +979,7 @@
     <w:r>
       <w:tab/>
       <w:tab/>
-      <w:t>2026-08-02</w:t>
+      <w:t>2026-08-03</w:t>
       <w:br/>
       <w:br/>
     </w:r>

--- a/klagomål/A 11741-2024 FSC-klagomål.docx
+++ b/klagomål/A 11741-2024 FSC-klagomål.docx
@@ -979,7 +979,7 @@
     <w:r>
       <w:tab/>
       <w:tab/>
-      <w:t>2026-08-03</w:t>
+      <w:t>2026-08-05</w:t>
       <w:br/>
       <w:br/>
     </w:r>

--- a/klagomål/A 11741-2024 FSC-klagomål.docx
+++ b/klagomål/A 11741-2024 FSC-klagomål.docx
@@ -979,7 +979,7 @@
     <w:r>
       <w:tab/>
       <w:tab/>
-      <w:t>2026-08-05</w:t>
+      <w:t>2026-08-07</w:t>
       <w:br/>
       <w:br/>
     </w:r>

--- a/klagomål/A 11741-2024 FSC-klagomål.docx
+++ b/klagomål/A 11741-2024 FSC-klagomål.docx
@@ -979,7 +979,7 @@
     <w:r>
       <w:tab/>
       <w:tab/>
-      <w:t>2026-08-07</w:t>
+      <w:t>2026-08-08</w:t>
       <w:br/>
       <w:br/>
     </w:r>

--- a/klagomål/A 11741-2024 FSC-klagomål.docx
+++ b/klagomål/A 11741-2024 FSC-klagomål.docx
@@ -216,7 +216,7 @@
         <w:spacing w:after="240"/>
       </w:pPr>
       <w:r>
-        <w:t>Figur 1. Fyndplatser för naturvårdsarter inom 22 meter från avverkningsanmälan. Markörer utan svart kant är placerade på fyndplatsen. Markörer med svart kant är placerade vid sidan av fyndplatsen har ett svart streck som visar fyndplatsens exakta position. Kartans mittpunktskoordinat är N 6498166, E 542004 i SWEREF 99 TM.</w:t>
+        <w:t>Figur 1. Fyndplatser för naturvårdsarter inom 22 meter från avverkningsanmälan. Markörer utan svart kant är placerade på fyndplatsen. Markörer med svart kant är placerade vid sidan av fyndplatsen och har ett svart streck som visar fyndplatsens exakta position. Kartans mittpunktskoordinat är N 6498166, E 542004 i SWEREF 99 TM.</w:t>
       </w:r>
     </w:p>
     <w:p>
@@ -979,7 +979,7 @@
     <w:r>
       <w:tab/>
       <w:tab/>
-      <w:t>2026-08-14</w:t>
+      <w:t>2026-08-15</w:t>
       <w:br/>
       <w:br/>
     </w:r>

--- a/klagomål/A 11741-2024 FSC-klagomål.docx
+++ b/klagomål/A 11741-2024 FSC-klagomål.docx
@@ -979,7 +979,7 @@
     <w:r>
       <w:tab/>
       <w:tab/>
-      <w:t>2026-08-15</w:t>
+      <w:t>2026-08-16</w:t>
       <w:br/>
       <w:br/>
     </w:r>

--- a/klagomål/A 11741-2024 FSC-klagomål.docx
+++ b/klagomål/A 11741-2024 FSC-klagomål.docx
@@ -979,7 +979,7 @@
     <w:r>
       <w:tab/>
       <w:tab/>
-      <w:t>2026-08-16</w:t>
+      <w:t>2026-08-17</w:t>
       <w:br/>
       <w:br/>
     </w:r>

--- a/klagomål/A 11741-2024 FSC-klagomål.docx
+++ b/klagomål/A 11741-2024 FSC-klagomål.docx
@@ -979,7 +979,7 @@
     <w:r>
       <w:tab/>
       <w:tab/>
-      <w:t>2026-08-17</w:t>
+      <w:t>2026-08-18</w:t>
       <w:br/>
       <w:br/>
     </w:r>

--- a/klagomål/A 11741-2024 FSC-klagomål.docx
+++ b/klagomål/A 11741-2024 FSC-klagomål.docx
@@ -979,7 +979,7 @@
     <w:r>
       <w:tab/>
       <w:tab/>
-      <w:t>2026-08-18</w:t>
+      <w:t>2026-08-19</w:t>
       <w:br/>
       <w:br/>
     </w:r>

--- a/klagomål/A 11741-2024 FSC-klagomål.docx
+++ b/klagomål/A 11741-2024 FSC-klagomål.docx
@@ -979,7 +979,7 @@
     <w:r>
       <w:tab/>
       <w:tab/>
-      <w:t>2026-08-19</w:t>
+      <w:t>2026-08-20</w:t>
       <w:br/>
       <w:br/>
     </w:r>

--- a/klagomål/A 11741-2024 FSC-klagomål.docx
+++ b/klagomål/A 11741-2024 FSC-klagomål.docx
@@ -979,7 +979,7 @@
     <w:r>
       <w:tab/>
       <w:tab/>
-      <w:t>2026-08-20</w:t>
+      <w:t>2026-08-21</w:t>
       <w:br/>
       <w:br/>
     </w:r>

--- a/klagomål/A 11741-2024 FSC-klagomål.docx
+++ b/klagomål/A 11741-2024 FSC-klagomål.docx
@@ -979,7 +979,7 @@
     <w:r>
       <w:tab/>
       <w:tab/>
-      <w:t>2026-08-21</w:t>
+      <w:t>2026-08-22</w:t>
       <w:br/>
       <w:br/>
     </w:r>

--- a/klagomål/A 11741-2024 FSC-klagomål.docx
+++ b/klagomål/A 11741-2024 FSC-klagomål.docx
@@ -979,7 +979,7 @@
     <w:r>
       <w:tab/>
       <w:tab/>
-      <w:t>2026-08-22</w:t>
+      <w:t>2026-08-23</w:t>
       <w:br/>
       <w:br/>
     </w:r>

--- a/klagomål/A 11741-2024 FSC-klagomål.docx
+++ b/klagomål/A 11741-2024 FSC-klagomål.docx
@@ -979,7 +979,7 @@
     <w:r>
       <w:tab/>
       <w:tab/>
-      <w:t>2026-08-23</w:t>
+      <w:t>2026-08-24</w:t>
       <w:br/>
       <w:br/>
     </w:r>

--- a/klagomål/A 11741-2024 FSC-klagomål.docx
+++ b/klagomål/A 11741-2024 FSC-klagomål.docx
@@ -979,7 +979,7 @@
     <w:r>
       <w:tab/>
       <w:tab/>
-      <w:t>2026-08-24</w:t>
+      <w:t>2026-08-25</w:t>
       <w:br/>
       <w:br/>
     </w:r>

--- a/klagomål/A 11741-2024 FSC-klagomål.docx
+++ b/klagomål/A 11741-2024 FSC-klagomål.docx
@@ -979,7 +979,7 @@
     <w:r>
       <w:tab/>
       <w:tab/>
-      <w:t>2026-08-25</w:t>
+      <w:t>2026-08-26</w:t>
       <w:br/>
       <w:br/>
     </w:r>

--- a/klagomål/A 11741-2024 FSC-klagomål.docx
+++ b/klagomål/A 11741-2024 FSC-klagomål.docx
@@ -979,7 +979,7 @@
     <w:r>
       <w:tab/>
       <w:tab/>
-      <w:t>2026-08-26</w:t>
+      <w:t>2026-08-27</w:t>
       <w:br/>
       <w:br/>
     </w:r>

--- a/klagomål/A 11741-2024 FSC-klagomål.docx
+++ b/klagomål/A 11741-2024 FSC-klagomål.docx
@@ -979,7 +979,7 @@
     <w:r>
       <w:tab/>
       <w:tab/>
-      <w:t>2026-08-27</w:t>
+      <w:t>2026-08-28</w:t>
       <w:br/>
       <w:br/>
     </w:r>

--- a/klagomål/A 11741-2024 FSC-klagomål.docx
+++ b/klagomål/A 11741-2024 FSC-klagomål.docx
@@ -979,7 +979,7 @@
     <w:r>
       <w:tab/>
       <w:tab/>
-      <w:t>2026-08-28</w:t>
+      <w:t>2026-08-29</w:t>
       <w:br/>
       <w:br/>
     </w:r>

--- a/klagomål/A 11741-2024 FSC-klagomål.docx
+++ b/klagomål/A 11741-2024 FSC-klagomål.docx
@@ -979,7 +979,7 @@
     <w:r>
       <w:tab/>
       <w:tab/>
-      <w:t>2026-08-29</w:t>
+      <w:t>2026-08-31</w:t>
       <w:br/>
       <w:br/>
     </w:r>

--- a/klagomål/A 11741-2024 FSC-klagomål.docx
+++ b/klagomål/A 11741-2024 FSC-klagomål.docx
@@ -979,7 +979,7 @@
     <w:r>
       <w:tab/>
       <w:tab/>
-      <w:t>2026-08-31</w:t>
+      <w:t>2026-09-01</w:t>
       <w:br/>
       <w:br/>
     </w:r>

--- a/klagomål/A 11741-2024 FSC-klagomål.docx
+++ b/klagomål/A 11741-2024 FSC-klagomål.docx
@@ -979,7 +979,7 @@
     <w:r>
       <w:tab/>
       <w:tab/>
-      <w:t>2026-09-01</w:t>
+      <w:t>2026-09-02</w:t>
       <w:br/>
       <w:br/>
     </w:r>

--- a/klagomål/A 11741-2024 FSC-klagomål.docx
+++ b/klagomål/A 11741-2024 FSC-klagomål.docx
@@ -979,7 +979,7 @@
     <w:r>
       <w:tab/>
       <w:tab/>
-      <w:t>2026-09-02</w:t>
+      <w:t>2026-09-03</w:t>
       <w:br/>
       <w:br/>
     </w:r>

--- a/klagomål/A 11741-2024 FSC-klagomål.docx
+++ b/klagomål/A 11741-2024 FSC-klagomål.docx
@@ -979,7 +979,7 @@
     <w:r>
       <w:tab/>
       <w:tab/>
-      <w:t>2026-09-03</w:t>
+      <w:t>2026-09-04</w:t>
       <w:br/>
       <w:br/>
     </w:r>

--- a/klagomål/A 11741-2024 FSC-klagomål.docx
+++ b/klagomål/A 11741-2024 FSC-klagomål.docx
@@ -979,7 +979,7 @@
     <w:r>
       <w:tab/>
       <w:tab/>
-      <w:t>2026-09-04</w:t>
+      <w:t>2026-09-05</w:t>
       <w:br/>
       <w:br/>
     </w:r>
